--- a/기업/총무·행정/협조전.docx
+++ b/기업/총무·행정/협조전.docx
@@ -4,7 +4,7 @@
   <w:body>
     <w:p>
       <w:pPr>
-        <w:spacing w:after="31" w:before="0" w:line="312" w:lineRule="auto"/>
+        <w:spacing w:after="37" w:before="0" w:line="312" w:lineRule="auto"/>
         <w:jc w:val="center"/>
       </w:pPr>
       <w:r>
@@ -19,7 +19,7 @@
     </w:p>
     <w:p>
       <w:pPr>
-        <w:spacing w:after="78" w:before="0" w:line="312" w:lineRule="auto"/>
+        <w:spacing w:after="92" w:before="0" w:line="312" w:lineRule="auto"/>
         <w:jc w:val="left"/>
         <w:pBdr>
           <w:bottom w:val="single" w:sz="14" w:space="2" w:color="24384F"/>
@@ -49,7 +49,7 @@
       </w:tblGrid>
       <w:tr>
         <w:trPr>
-          <w:trHeight w:val="353" w:hRule="atLeast"/>
+          <w:trHeight w:val="417" w:hRule="atLeast"/>
         </w:trPr>
         <w:tc>
           <w:tcPr>
@@ -164,7 +164,7 @@
       </w:tr>
       <w:tr>
         <w:trPr>
-          <w:trHeight w:val="353" w:hRule="atLeast"/>
+          <w:trHeight w:val="417" w:hRule="atLeast"/>
         </w:trPr>
         <w:tc>
           <w:tcPr>
@@ -279,7 +279,7 @@
       </w:tr>
       <w:tr>
         <w:trPr>
-          <w:trHeight w:val="353" w:hRule="atLeast"/>
+          <w:trHeight w:val="417" w:hRule="atLeast"/>
         </w:trPr>
         <w:tc>
           <w:tcPr>
@@ -340,7 +340,7 @@
       </w:tr>
       <w:tr>
         <w:trPr>
-          <w:trHeight w:val="353" w:hRule="atLeast"/>
+          <w:trHeight w:val="417" w:hRule="atLeast"/>
         </w:trPr>
         <w:tc>
           <w:tcPr>
@@ -456,7 +456,7 @@
     </w:tbl>
     <w:p>
       <w:pPr>
-        <w:spacing w:after="31" w:before="0" w:line="312" w:lineRule="auto"/>
+        <w:spacing w:after="37" w:before="0" w:line="312" w:lineRule="auto"/>
         <w:jc w:val="left"/>
       </w:pPr>
       <w:r>
@@ -469,7 +469,7 @@
     </w:p>
     <w:p>
       <w:pPr>
-        <w:spacing w:after="31" w:before="62" w:line="312" w:lineRule="auto"/>
+        <w:spacing w:after="37" w:before="74" w:line="312" w:lineRule="auto"/>
         <w:jc w:val="left"/>
         <w:pBdr>
           <w:bottom w:val="single" w:sz="6" w:space="2" w:color="C9D2DD"/>
@@ -496,7 +496,7 @@
     </w:p>
     <w:p>
       <w:pPr>
-        <w:spacing w:after="31" w:before="0" w:line="312" w:lineRule="auto"/>
+        <w:spacing w:after="37" w:before="0" w:line="312" w:lineRule="auto"/>
         <w:jc w:val="left"/>
       </w:pPr>
       <w:r>
@@ -522,7 +522,7 @@
       </w:tblGrid>
       <w:tr>
         <w:trPr>
-          <w:trHeight w:val="1149" w:hRule="atLeast"/>
+          <w:trHeight w:val="1356" w:hRule="atLeast"/>
         </w:trPr>
         <w:tc>
           <w:tcPr>
@@ -545,7 +545,7 @@
               <w:rPr>
                 <w:rFonts w:ascii="Malgun Gothic" w:hAnsi="Malgun Gothic" w:eastAsia="Malgun Gothic" w:cs="Malgun Gothic"/>
                 <w:b w:val="0"/>
-                <w:sz w:val="20"/>
+                <w:sz w:val="19"/>
               </w:rPr>
             </w:r>
           </w:p>
@@ -554,7 +554,7 @@
     </w:tbl>
     <w:p>
       <w:pPr>
-        <w:spacing w:after="31" w:before="0" w:line="312" w:lineRule="auto"/>
+        <w:spacing w:after="37" w:before="0" w:line="312" w:lineRule="auto"/>
         <w:jc w:val="left"/>
       </w:pPr>
       <w:r>
@@ -567,7 +567,7 @@
     </w:p>
     <w:p>
       <w:pPr>
-        <w:spacing w:after="31" w:before="62" w:line="312" w:lineRule="auto"/>
+        <w:spacing w:after="37" w:before="74" w:line="312" w:lineRule="auto"/>
         <w:jc w:val="left"/>
         <w:pBdr>
           <w:bottom w:val="single" w:sz="6" w:space="2" w:color="C9D2DD"/>
@@ -609,7 +609,7 @@
       </w:tblGrid>
       <w:tr>
         <w:trPr>
-          <w:trHeight w:val="353" w:hRule="atLeast"/>
+          <w:trHeight w:val="417" w:hRule="atLeast"/>
         </w:trPr>
         <w:tc>
           <w:tcPr>
@@ -759,7 +759,7 @@
       </w:tr>
       <w:tr>
         <w:trPr>
-          <w:trHeight w:val="353" w:hRule="atLeast"/>
+          <w:trHeight w:val="417" w:hRule="atLeast"/>
         </w:trPr>
         <w:tc>
           <w:tcPr>
@@ -775,7 +775,7 @@
           <w:p>
             <w:pPr>
               <w:spacing w:after="0" w:line="312" w:lineRule="auto"/>
-              <w:jc w:val="left"/>
+              <w:jc w:val="center"/>
             </w:pPr>
             <w:r/>
             <w:r>
@@ -801,7 +801,7 @@
           <w:p>
             <w:pPr>
               <w:spacing w:after="0" w:line="312" w:lineRule="auto"/>
-              <w:jc w:val="left"/>
+              <w:jc w:val="center"/>
             </w:pPr>
             <w:r/>
             <w:r>
@@ -827,7 +827,7 @@
           <w:p>
             <w:pPr>
               <w:spacing w:after="0" w:line="312" w:lineRule="auto"/>
-              <w:jc w:val="left"/>
+              <w:jc w:val="center"/>
             </w:pPr>
             <w:r/>
             <w:r>
@@ -853,7 +853,7 @@
           <w:p>
             <w:pPr>
               <w:spacing w:after="0" w:line="312" w:lineRule="auto"/>
-              <w:jc w:val="left"/>
+              <w:jc w:val="center"/>
             </w:pPr>
             <w:r/>
             <w:r>
@@ -879,7 +879,7 @@
           <w:p>
             <w:pPr>
               <w:spacing w:after="0" w:line="312" w:lineRule="auto"/>
-              <w:jc w:val="left"/>
+              <w:jc w:val="center"/>
             </w:pPr>
             <w:r/>
             <w:r>
@@ -894,7 +894,7 @@
       </w:tr>
       <w:tr>
         <w:trPr>
-          <w:trHeight w:val="353" w:hRule="atLeast"/>
+          <w:trHeight w:val="417" w:hRule="atLeast"/>
         </w:trPr>
         <w:tc>
           <w:tcPr>
@@ -910,7 +910,7 @@
           <w:p>
             <w:pPr>
               <w:spacing w:after="0" w:line="312" w:lineRule="auto"/>
-              <w:jc w:val="left"/>
+              <w:jc w:val="center"/>
             </w:pPr>
             <w:r/>
             <w:r>
@@ -936,7 +936,7 @@
           <w:p>
             <w:pPr>
               <w:spacing w:after="0" w:line="312" w:lineRule="auto"/>
-              <w:jc w:val="left"/>
+              <w:jc w:val="center"/>
             </w:pPr>
             <w:r/>
             <w:r>
@@ -962,7 +962,7 @@
           <w:p>
             <w:pPr>
               <w:spacing w:after="0" w:line="312" w:lineRule="auto"/>
-              <w:jc w:val="left"/>
+              <w:jc w:val="center"/>
             </w:pPr>
             <w:r/>
             <w:r>
@@ -988,7 +988,7 @@
           <w:p>
             <w:pPr>
               <w:spacing w:after="0" w:line="312" w:lineRule="auto"/>
-              <w:jc w:val="left"/>
+              <w:jc w:val="center"/>
             </w:pPr>
             <w:r/>
             <w:r>
@@ -1014,7 +1014,7 @@
           <w:p>
             <w:pPr>
               <w:spacing w:after="0" w:line="312" w:lineRule="auto"/>
-              <w:jc w:val="left"/>
+              <w:jc w:val="center"/>
             </w:pPr>
             <w:r/>
             <w:r>
@@ -1030,7 +1030,7 @@
     </w:tbl>
     <w:p>
       <w:pPr>
-        <w:spacing w:after="31" w:before="0" w:line="312" w:lineRule="auto"/>
+        <w:spacing w:after="37" w:before="0" w:line="312" w:lineRule="auto"/>
         <w:jc w:val="left"/>
       </w:pPr>
       <w:r>
@@ -1057,7 +1057,7 @@
       </w:tblGrid>
       <w:tr>
         <w:trPr>
-          <w:trHeight w:val="353" w:hRule="atLeast"/>
+          <w:trHeight w:val="417" w:hRule="atLeast"/>
         </w:trPr>
         <w:tc>
           <w:tcPr>
@@ -1174,7 +1174,7 @@
     </w:tbl>
     <w:p>
       <w:pPr>
-        <w:spacing w:after="31" w:before="0" w:line="312" w:lineRule="auto"/>
+        <w:spacing w:after="37" w:before="0" w:line="312" w:lineRule="auto"/>
         <w:jc w:val="left"/>
       </w:pPr>
       <w:r>
@@ -1187,7 +1187,7 @@
     </w:p>
     <w:p>
       <w:pPr>
-        <w:spacing w:after="31" w:before="62" w:line="312" w:lineRule="auto"/>
+        <w:spacing w:after="37" w:before="74" w:line="312" w:lineRule="auto"/>
         <w:jc w:val="left"/>
         <w:pBdr>
           <w:bottom w:val="single" w:sz="6" w:space="2" w:color="C9D2DD"/>
@@ -1228,7 +1228,7 @@
       </w:tblGrid>
       <w:tr>
         <w:trPr>
-          <w:trHeight w:val="353" w:hRule="atLeast"/>
+          <w:trHeight w:val="417" w:hRule="atLeast"/>
         </w:trPr>
         <w:tc>
           <w:tcPr>
@@ -1349,7 +1349,7 @@
       </w:tr>
       <w:tr>
         <w:trPr>
-          <w:trHeight w:val="353" w:hRule="atLeast"/>
+          <w:trHeight w:val="417" w:hRule="atLeast"/>
         </w:trPr>
         <w:tc>
           <w:tcPr>
@@ -1365,7 +1365,7 @@
           <w:p>
             <w:pPr>
               <w:spacing w:after="0" w:line="312" w:lineRule="auto"/>
-              <w:jc w:val="left"/>
+              <w:jc w:val="center"/>
             </w:pPr>
             <w:r/>
             <w:r>
@@ -1391,7 +1391,7 @@
           <w:p>
             <w:pPr>
               <w:spacing w:after="0" w:line="312" w:lineRule="auto"/>
-              <w:jc w:val="left"/>
+              <w:jc w:val="center"/>
             </w:pPr>
             <w:r/>
             <w:r>
@@ -1417,7 +1417,7 @@
           <w:p>
             <w:pPr>
               <w:spacing w:after="0" w:line="312" w:lineRule="auto"/>
-              <w:jc w:val="left"/>
+              <w:jc w:val="center"/>
             </w:pPr>
             <w:r/>
             <w:r>
@@ -1443,7 +1443,7 @@
           <w:p>
             <w:pPr>
               <w:spacing w:after="0" w:line="312" w:lineRule="auto"/>
-              <w:jc w:val="left"/>
+              <w:jc w:val="center"/>
             </w:pPr>
             <w:r/>
             <w:r>
@@ -1458,7 +1458,7 @@
       </w:tr>
       <w:tr>
         <w:trPr>
-          <w:trHeight w:val="353" w:hRule="atLeast"/>
+          <w:trHeight w:val="417" w:hRule="atLeast"/>
         </w:trPr>
         <w:tc>
           <w:tcPr>
@@ -1474,7 +1474,7 @@
           <w:p>
             <w:pPr>
               <w:spacing w:after="0" w:line="312" w:lineRule="auto"/>
-              <w:jc w:val="left"/>
+              <w:jc w:val="center"/>
             </w:pPr>
             <w:r/>
             <w:r>
@@ -1500,7 +1500,7 @@
           <w:p>
             <w:pPr>
               <w:spacing w:after="0" w:line="312" w:lineRule="auto"/>
-              <w:jc w:val="left"/>
+              <w:jc w:val="center"/>
             </w:pPr>
             <w:r/>
             <w:r>
@@ -1526,7 +1526,7 @@
           <w:p>
             <w:pPr>
               <w:spacing w:after="0" w:line="312" w:lineRule="auto"/>
-              <w:jc w:val="left"/>
+              <w:jc w:val="center"/>
             </w:pPr>
             <w:r/>
             <w:r>
@@ -1552,7 +1552,7 @@
           <w:p>
             <w:pPr>
               <w:spacing w:after="0" w:line="312" w:lineRule="auto"/>
-              <w:jc w:val="left"/>
+              <w:jc w:val="center"/>
             </w:pPr>
             <w:r/>
             <w:r>
@@ -1567,7 +1567,7 @@
       </w:tr>
       <w:tr>
         <w:trPr>
-          <w:trHeight w:val="353" w:hRule="atLeast"/>
+          <w:trHeight w:val="417" w:hRule="atLeast"/>
         </w:trPr>
         <w:tc>
           <w:tcPr>
@@ -1583,7 +1583,7 @@
           <w:p>
             <w:pPr>
               <w:spacing w:after="0" w:line="312" w:lineRule="auto"/>
-              <w:jc w:val="left"/>
+              <w:jc w:val="center"/>
             </w:pPr>
             <w:r/>
             <w:r>
@@ -1609,7 +1609,7 @@
           <w:p>
             <w:pPr>
               <w:spacing w:after="0" w:line="312" w:lineRule="auto"/>
-              <w:jc w:val="left"/>
+              <w:jc w:val="center"/>
             </w:pPr>
             <w:r/>
             <w:r>
@@ -1635,7 +1635,7 @@
           <w:p>
             <w:pPr>
               <w:spacing w:after="0" w:line="312" w:lineRule="auto"/>
-              <w:jc w:val="left"/>
+              <w:jc w:val="center"/>
             </w:pPr>
             <w:r/>
             <w:r>
@@ -1661,7 +1661,7 @@
           <w:p>
             <w:pPr>
               <w:spacing w:after="0" w:line="312" w:lineRule="auto"/>
-              <w:jc w:val="left"/>
+              <w:jc w:val="center"/>
             </w:pPr>
             <w:r/>
             <w:r>
@@ -1677,7 +1677,7 @@
     </w:tbl>
     <w:p>
       <w:pPr>
-        <w:spacing w:after="31" w:before="0" w:line="312" w:lineRule="auto"/>
+        <w:spacing w:after="37" w:before="0" w:line="312" w:lineRule="auto"/>
         <w:jc w:val="left"/>
       </w:pPr>
       <w:r>
@@ -1690,7 +1690,7 @@
     </w:p>
     <w:p>
       <w:pPr>
-        <w:spacing w:after="62" w:before="0" w:line="312" w:lineRule="auto"/>
+        <w:spacing w:after="74" w:before="0" w:line="312" w:lineRule="auto"/>
         <w:jc w:val="center"/>
       </w:pPr>
       <w:r>
@@ -1704,7 +1704,7 @@
     </w:p>
     <w:p>
       <w:pPr>
-        <w:spacing w:after="62" w:before="62" w:line="312" w:lineRule="auto"/>
+        <w:spacing w:after="74" w:before="74" w:line="312" w:lineRule="auto"/>
         <w:jc w:val="center"/>
       </w:pPr>
       <w:r>
@@ -1718,7 +1718,7 @@
     </w:p>
     <w:p>
       <w:pPr>
-        <w:spacing w:after="31" w:before="62" w:line="312" w:lineRule="auto"/>
+        <w:spacing w:after="37" w:before="74" w:line="312" w:lineRule="auto"/>
         <w:jc w:val="left"/>
         <w:pBdr>
           <w:bottom w:val="single" w:sz="6" w:space="2" w:color="C9D2DD"/>
@@ -1760,7 +1760,7 @@
       </w:tblGrid>
       <w:tr>
         <w:trPr>
-          <w:trHeight w:val="707" w:hRule="atLeast"/>
+          <w:trHeight w:val="834" w:hRule="atLeast"/>
         </w:trPr>
         <w:tc>
           <w:tcPr>
@@ -1902,7 +1902,7 @@
       </w:tr>
       <w:tr>
         <w:trPr>
-          <w:trHeight w:val="707" w:hRule="atLeast"/>
+          <w:trHeight w:val="834" w:hRule="atLeast"/>
         </w:trPr>
         <w:tc>
           <w:tcPr>
@@ -2038,7 +2038,7 @@
     </w:tbl>
     <w:p>
       <w:pPr>
-        <w:spacing w:after="31" w:before="0" w:line="312" w:lineRule="auto"/>
+        <w:spacing w:after="37" w:before="0" w:line="312" w:lineRule="auto"/>
         <w:jc w:val="left"/>
       </w:pPr>
       <w:r>
@@ -2051,7 +2051,7 @@
     </w:p>
     <w:p>
       <w:pPr>
-        <w:spacing w:after="0" w:before="47" w:line="312" w:lineRule="auto"/>
+        <w:spacing w:after="0" w:before="55" w:line="312" w:lineRule="auto"/>
         <w:jc w:val="left"/>
       </w:pPr>
       <w:r>
